--- a/downloads/fiches/bts_cybersecurite_informatique_et_reseaux_electronique_fiche_evaluation.docx
+++ b/downloads/fiches/bts_cybersecurite_informatique_et_reseaux_electronique_fiche_evaluation.docx
@@ -26,7 +26,7 @@
           <w:sz w:val="21"/>
           <w:lang w:val="fr-FR" w:eastAsia="fr-FR" w:bidi="fr-FR"/>
         </w:rPr>
-        <w:t>Support évalué : Rapport d'activité en entreprise | Modalité : Mixte selon voie | Option : Options informatique et reseaux ; electronique et communications</w:t>
+        <w:t>Support évalué : Rapport d'activité en entreprise | Modalité : Mixte selon voie | Option : Options informatique et réseaux ; electronique et communications</w:t>
       </w:r>
     </w:p>
     <w:p>
@@ -156,7 +156,7 @@
               <w:rPr>
                 <w:lang w:val="fr-FR" w:eastAsia="fr-FR" w:bidi="fr-FR"/>
               </w:rPr>
-              <w:t>Options informatique et reseaux ; electronique et communications</w:t>
+              <w:t>Options informatique et réseaux ; electronique et communications</w:t>
             </w:r>
           </w:p>
         </w:tc>
@@ -186,7 +186,7 @@
               <w:rPr>
                 <w:lang w:val="fr-FR" w:eastAsia="fr-FR" w:bidi="fr-FR"/>
               </w:rPr>
-              <w:t>CCF ou ponctuelle selon voie ; dossier support confirme</w:t>
+              <w:t>CCF ou ponctuelle selon voie ; dossier support confirmé</w:t>
             </w:r>
           </w:p>
         </w:tc>

--- a/downloads/fiches/bts_cybersecurite_informatique_et_reseaux_electronique_fiche_evaluation.docx
+++ b/downloads/fiches/bts_cybersecurite_informatique_et_reseaux_electronique_fiche_evaluation.docx
@@ -9,11 +9,8 @@
       <w:r>
         <w:rPr>
           <w:b/>
-          <w:color w:val="1F4E79"/>
-          <w:sz w:val="32"/>
-          <w:lang w:val="fr-FR" w:eastAsia="fr-FR" w:bidi="fr-FR"/>
         </w:rPr>
-        <w:t>Fiche d'évaluation reconstituée - BTS Cybersécurité, Informatique et réseaux, Électronique</w:t>
+        <w:t>Fiche d'évaluation - BTS Cybersécurité, Informatique et réseaux, Électronique</w:t>
       </w:r>
     </w:p>
     <w:p>
@@ -27,31 +24,6 @@
           <w:lang w:val="fr-FR" w:eastAsia="fr-FR" w:bidi="fr-FR"/>
         </w:rPr>
         <w:t>Support évalué : Rapport d'activité en entreprise | Modalité : Mixte selon voie | Option : Options informatique et réseaux ; electronique et communications</w:t>
-      </w:r>
-    </w:p>
-    <w:p>
-      <w:pPr>
-        <w:jc w:val="center"/>
-      </w:pPr>
-      <w:r>
-        <w:rPr>
-          <w:b/>
-          <w:color w:val="4F81BD"/>
-          <w:lang w:val="fr-FR" w:eastAsia="fr-FR" w:bidi="fr-FR"/>
-        </w:rPr>
-        <w:t>Fiche reconstituée à partir de critères officiels</w:t>
-      </w:r>
-    </w:p>
-    <w:p>
-      <w:pPr>
-        <w:spacing w:after="120"/>
-      </w:pPr>
-      <w:r>
-        <w:rPr>
-          <w:i/>
-          <w:lang w:val="fr-FR" w:eastAsia="fr-FR" w:bidi="fr-FR"/>
-        </w:rPr>
-        <w:t>Cette fiche est une reconstitution de travail à partir des sources publiques repérées au 2026-05-07. Elle ne remplace pas un formulaire national opposable lorsqu'une grille officielle complète existe par ailleurs.</w:t>
       </w:r>
     </w:p>
     <w:tbl>
@@ -108,9 +80,8 @@
             <w:r>
               <w:rPr>
                 <w:b/>
-                <w:lang w:val="fr-FR" w:eastAsia="fr-FR" w:bidi="fr-FR"/>
               </w:rPr>
-              <w:t>Modalité</w:t>
+              <w:t>Modalité d'évaluation</w:t>
             </w:r>
           </w:p>
         </w:tc>
@@ -169,10 +140,8 @@
           <w:p>
             <w:r>
               <w:rPr>
-                <w:b/>
-                <w:lang w:val="fr-FR" w:eastAsia="fr-FR" w:bidi="fr-FR"/>
+                <w:b w:val="0"/>
               </w:rPr>
-              <w:t>Statut documentaire</w:t>
             </w:r>
           </w:p>
         </w:tc>
@@ -184,9 +153,8 @@
           <w:p>
             <w:r>
               <w:rPr>
-                <w:lang w:val="fr-FR" w:eastAsia="fr-FR" w:bidi="fr-FR"/>
+                <w:b w:val="0"/>
               </w:rPr>
-              <w:t>CCF ou ponctuelle selon voie ; dossier support confirmé</w:t>
             </w:r>
           </w:p>
         </w:tc>
@@ -293,10 +261,8 @@
           <w:p>
             <w:r>
               <w:rPr>
-                <w:b/>
-                <w:lang w:val="fr-FR" w:eastAsia="fr-FR" w:bidi="fr-FR"/>
+                <w:b w:val="0"/>
               </w:rPr>
-              <w:t>Niveau de reconstitution</w:t>
             </w:r>
           </w:p>
         </w:tc>
@@ -308,71 +274,8 @@
           <w:p>
             <w:r>
               <w:rPr>
-                <w:lang w:val="fr-FR" w:eastAsia="fr-FR" w:bidi="fr-FR"/>
+                <w:b w:val="0"/>
               </w:rPr>
-              <w:t>Fiche reconstituée à partir de critères officiels</w:t>
-            </w:r>
-          </w:p>
-        </w:tc>
-      </w:tr>
-      <w:tr>
-        <w:tc>
-          <w:tcPr>
-            <w:tcW w:type="dxa" w:w="1814"/>
-            <w:vAlign w:val="center"/>
-            <w:shd w:fill="D9EAF7"/>
-          </w:tcPr>
-          <w:p>
-            <w:r>
-              <w:rPr>
-                <w:b/>
-                <w:lang w:val="fr-FR" w:eastAsia="fr-FR" w:bidi="fr-FR"/>
-              </w:rPr>
-              <w:t>Sources modèle</w:t>
-            </w:r>
-          </w:p>
-        </w:tc>
-        <w:tc>
-          <w:tcPr>
-            <w:tcW w:type="dxa" w:w="4535"/>
-            <w:vAlign w:val="center"/>
-          </w:tcPr>
-          <w:p>
-            <w:r>
-              <w:rPr>
-                <w:lang w:val="fr-FR" w:eastAsia="fr-FR" w:bidi="fr-FR"/>
-              </w:rPr>
-              <w:t>Grille reconstituée à partir du référentiel CIEL et du rapport d'activité en entreprise exigé.</w:t>
-            </w:r>
-          </w:p>
-        </w:tc>
-        <w:tc>
-          <w:tcPr>
-            <w:tcW w:type="dxa" w:w="1814"/>
-            <w:vAlign w:val="center"/>
-            <w:shd w:fill="D9EAF7"/>
-          </w:tcPr>
-          <w:p>
-            <w:r>
-              <w:rPr>
-                <w:b/>
-                <w:lang w:val="fr-FR" w:eastAsia="fr-FR" w:bidi="fr-FR"/>
-              </w:rPr>
-              <w:t>Document jury</w:t>
-            </w:r>
-          </w:p>
-        </w:tc>
-        <w:tc>
-          <w:tcPr>
-            <w:tcW w:type="dxa" w:w="6009"/>
-            <w:vAlign w:val="center"/>
-          </w:tcPr>
-          <w:p>
-            <w:r>
-              <w:rPr>
-                <w:lang w:val="fr-FR" w:eastAsia="fr-FR" w:bidi="fr-FR"/>
-              </w:rPr>
-              <w:t>Non retrouvé</w:t>
             </w:r>
           </w:p>
         </w:tc>
@@ -2459,9 +2362,8 @@
             <w:r>
               <w:rPr>
                 <w:b/>
-                <w:lang w:val="fr-FR" w:eastAsia="fr-FR" w:bidi="fr-FR"/>
               </w:rPr>
-              <w:t>Décision / note / positionnement local</w:t>
+              <w:t>Note proposée</w:t>
             </w:r>
           </w:p>
         </w:tc>
@@ -2483,15 +2385,6 @@
     <w:p>
       <w:r>
         <w:rPr>
-          <w:b/>
-          <w:lang w:val="fr-FR" w:eastAsia="fr-FR" w:bidi="fr-FR"/>
-        </w:rPr>
-        <w:t>Fondement et sources de reconstitution</w:t>
-      </w:r>
-    </w:p>
-    <w:p>
-      <w:r>
-        <w:rPr>
           <w:lang w:val="fr-FR" w:eastAsia="fr-FR" w:bidi="fr-FR"/>
         </w:rPr>
         <w:t>Référentiel officiel actuel du BTS CIEL : rapport d'activité en entreprise et articulation avec l'épreuve E6.</w:t>
@@ -2503,15 +2396,6 @@
           <w:lang w:val="fr-FR" w:eastAsia="fr-FR" w:bidi="fr-FR"/>
         </w:rPr>
         <w:t>Les critères sont reconstitués à partir des objectifs de l'épreuve U6.1 (rapport d'activité en entreprise) décrits dans le référentiel du BTS SN, qui incluent la nécessité d'expliciter les objectifs, les résultats, les contraintes, et d'inclure des commentaires personnels et une conclusion. Une fiche d'appréciation est utilisée pour l'évaluation. Des éléments de la grille d'évaluation de la soutenance de stage pour l'option Informatique et Réseaux ont également été utilisés.</w:t>
-      </w:r>
-    </w:p>
-    <w:p>
-      <w:r>
-        <w:rPr>
-          <w:sz w:val="17"/>
-          <w:lang w:val="fr-FR" w:eastAsia="fr-FR" w:bidi="fr-FR"/>
-        </w:rPr>
-        <w:t>Référentiel : https://enqdip.sup.adc.education.fr/bts/référentiel/BTS_Cybersecurite_Informatique_reseaux_electronique.pdf</w:t>
       </w:r>
     </w:p>
     <w:sectPr>
